--- a/submissions/week6/Group10_Week6_Reusable_NLP_Asset_Report.docx
+++ b/submissions/week6/Group10_Week6_Reusable_NLP_Asset_Report.docx
@@ -111,7 +111,7 @@
         <w:t xml:space="preserve">Confidence is meaningful. </w:t>
       </w:r>
       <w:r>
-        <w:t>On held-out test_core questions, routing accuracy is 90.0% in the high confidence band and 58.9% in the low band, which the component refers to staff.</w:t>
+        <w:t>On held-out test_core questions, routing accuracy is 90.6% in the high confidence band and 60.0% in the low band, which the component refers to staff.</w:t>
       </w:r>
     </w:p>
     <w:p>
@@ -126,7 +126,7 @@
         <w:t xml:space="preserve">Automatic decisions are reliable. </w:t>
       </w:r>
       <w:r>
-        <w:t>Requests the component routes automatically go to the correct service 89.6% of the time.</w:t>
+        <w:t>Requests the component routes automatically go to the correct service 89.1% of the time.</w:t>
       </w:r>
     </w:p>
     <w:p>
@@ -156,7 +156,7 @@
         <w:t xml:space="preserve">Reproducible. </w:t>
       </w:r>
       <w:r>
-        <w:t>Numbers in this report were produced with pipeline v2 (component 1.0.0, schema 1.0).</w:t>
+        <w:t>Numbers in this report were produced with pipeline v3 (component 1.0.0, schema 1.0).</w:t>
       </w:r>
     </w:p>
     <w:p>
@@ -1681,7 +1681,7 @@
           <w:rFonts w:ascii="Consolas" w:hAnsi="Consolas"/>
           <w:sz w:val="17"/>
         </w:rPr>
-        <w:t xml:space="preserve">   "score": 0.8829,</w:t>
+        <w:t xml:space="preserve">   "score": 0.9035,</w:t>
       </w:r>
     </w:p>
     <w:p>
@@ -1707,7 +1707,7 @@
           <w:rFonts w:ascii="Consolas" w:hAnsi="Consolas"/>
           <w:sz w:val="17"/>
         </w:rPr>
-        <w:t xml:space="preserve">   "method": "top-class probability of the sentence-embedding + TF-IDF ensemble (logistic regression)"</w:t>
+        <w:t xml:space="preserve">   "method": "top-class probability of the weighted blend of the fine-tuned transformer and the embedding ensemble"</w:t>
       </w:r>
     </w:p>
     <w:p>
@@ -1798,7 +1798,7 @@
           <w:rFonts w:ascii="Consolas" w:hAnsi="Consolas"/>
           <w:sz w:val="17"/>
         </w:rPr>
-        <w:t xml:space="preserve">   "score": 0.781,</w:t>
+        <w:t xml:space="preserve">   "score": 0.8024,</w:t>
       </w:r>
     </w:p>
     <w:p>
@@ -1941,7 +1941,7 @@
           <w:rFonts w:ascii="Consolas" w:hAnsi="Consolas"/>
           <w:sz w:val="17"/>
         </w:rPr>
-        <w:t xml:space="preserve">   "source": "crf",</w:t>
+        <w:t xml:space="preserve">   "source": "transformer",</w:t>
       </w:r>
     </w:p>
     <w:p>
@@ -1954,7 +1954,7 @@
           <w:rFonts w:ascii="Consolas" w:hAnsi="Consolas"/>
           <w:sz w:val="17"/>
         </w:rPr>
-        <w:t xml:space="preserve">   "confidence": 0.9989</w:t>
+        <w:t xml:space="preserve">   "confidence": 0.906</w:t>
       </w:r>
     </w:p>
     <w:p>
@@ -2045,7 +2045,7 @@
           <w:rFonts w:ascii="Consolas" w:hAnsi="Consolas"/>
           <w:sz w:val="17"/>
         </w:rPr>
-        <w:t xml:space="preserve">   "source": "crf",</w:t>
+        <w:t xml:space="preserve">   "source": "transformer",</w:t>
       </w:r>
     </w:p>
     <w:p>
@@ -2058,7 +2058,7 @@
           <w:rFonts w:ascii="Consolas" w:hAnsi="Consolas"/>
           <w:sz w:val="17"/>
         </w:rPr>
-        <w:t xml:space="preserve">   "confidence": 0.9995</w:t>
+        <w:t xml:space="preserve">   "confidence": 0.9304</w:t>
       </w:r>
     </w:p>
     <w:p>
@@ -3023,7 +3023,7 @@
           <w:b/>
           <w:sz w:val="18"/>
         </w:rPr>
-        <w:t>Table 7. Intent accuracy by confidence level (test_core incl. out-of-scope, n = 365, pipeline v2)</w:t>
+        <w:t>Table 7. Intent accuracy by confidence level (test_core incl. out-of-scope, n = 365, pipeline v3)</w:t>
       </w:r>
     </w:p>
     <w:tbl>
@@ -3150,7 +3150,7 @@
                 <w:b w:val="0"/>
                 <w:sz w:val="17"/>
               </w:rPr>
-              <w:t>315</w:t>
+              <w:t>336</w:t>
             </w:r>
           </w:p>
         </w:tc>
@@ -3165,7 +3165,7 @@
                 <w:b w:val="0"/>
                 <w:sz w:val="17"/>
               </w:rPr>
-              <w:t>86.3%</w:t>
+              <w:t>92.0%</w:t>
             </w:r>
           </w:p>
         </w:tc>
@@ -3180,7 +3180,7 @@
                 <w:b w:val="0"/>
                 <w:sz w:val="17"/>
               </w:rPr>
-              <w:t>0.856</w:t>
+              <w:t>0.848</w:t>
             </w:r>
           </w:p>
         </w:tc>
@@ -3195,7 +3195,7 @@
                 <w:b w:val="0"/>
                 <w:sz w:val="17"/>
               </w:rPr>
-              <w:t>94.0%</w:t>
+              <w:t>94.3%</w:t>
             </w:r>
           </w:p>
         </w:tc>
@@ -3227,7 +3227,7 @@
                 <w:b w:val="0"/>
                 <w:sz w:val="17"/>
               </w:rPr>
-              <w:t>48</w:t>
+              <w:t>27</w:t>
             </w:r>
           </w:p>
         </w:tc>
@@ -3242,7 +3242,7 @@
                 <w:b w:val="0"/>
                 <w:sz w:val="17"/>
               </w:rPr>
-              <w:t>13.2%</w:t>
+              <w:t>7.4%</w:t>
             </w:r>
           </w:p>
         </w:tc>
@@ -3257,7 +3257,7 @@
                 <w:b w:val="0"/>
                 <w:sz w:val="17"/>
               </w:rPr>
-              <w:t>0.413</w:t>
+              <w:t>0.416</w:t>
             </w:r>
           </w:p>
         </w:tc>
@@ -3272,7 +3272,7 @@
                 <w:b w:val="0"/>
                 <w:sz w:val="17"/>
               </w:rPr>
-              <w:t>58.3%</w:t>
+              <w:t>59.3%</w:t>
             </w:r>
           </w:p>
         </w:tc>
@@ -3334,7 +3334,7 @@
                 <w:b w:val="0"/>
                 <w:sz w:val="17"/>
               </w:rPr>
-              <w:t>0.233</w:t>
+              <w:t>0.219</w:t>
             </w:r>
           </w:p>
         </w:tc>
@@ -3496,7 +3496,7 @@
                 <w:b w:val="0"/>
                 <w:sz w:val="17"/>
               </w:rPr>
-              <w:t>190</w:t>
+              <w:t>191</w:t>
             </w:r>
           </w:p>
         </w:tc>
@@ -3511,7 +3511,7 @@
                 <w:b w:val="0"/>
                 <w:sz w:val="17"/>
               </w:rPr>
-              <w:t>64.0%</w:t>
+              <w:t>63.5%</w:t>
             </w:r>
           </w:p>
         </w:tc>
@@ -3526,7 +3526,7 @@
                 <w:b w:val="0"/>
                 <w:sz w:val="17"/>
               </w:rPr>
-              <w:t>0.775</w:t>
+              <w:t>0.787</w:t>
             </w:r>
           </w:p>
         </w:tc>
@@ -3541,7 +3541,7 @@
                 <w:b w:val="0"/>
                 <w:sz w:val="17"/>
               </w:rPr>
-              <w:t>90.0%</w:t>
+              <w:t>90.6%</w:t>
             </w:r>
           </w:p>
         </w:tc>
@@ -3573,7 +3573,7 @@
                 <w:b w:val="0"/>
                 <w:sz w:val="17"/>
               </w:rPr>
-              <w:t>107</w:t>
+              <w:t>110</w:t>
             </w:r>
           </w:p>
         </w:tc>
@@ -3588,7 +3588,7 @@
                 <w:b w:val="0"/>
                 <w:sz w:val="17"/>
               </w:rPr>
-              <w:t>36.0%</w:t>
+              <w:t>36.5%</w:t>
             </w:r>
           </w:p>
         </w:tc>
@@ -3603,7 +3603,7 @@
                 <w:b w:val="0"/>
                 <w:sz w:val="17"/>
               </w:rPr>
-              <w:t>0.317</w:t>
+              <w:t>0.333</w:t>
             </w:r>
           </w:p>
         </w:tc>
@@ -3618,7 +3618,7 @@
                 <w:b w:val="0"/>
                 <w:sz w:val="17"/>
               </w:rPr>
-              <w:t>58.9%</w:t>
+              <w:t>60.0%</w:t>
             </w:r>
           </w:p>
         </w:tc>
@@ -3826,7 +3826,7 @@
                 <w:b w:val="0"/>
                 <w:sz w:val="17"/>
               </w:rPr>
-              <w:t>125</w:t>
+              <w:t>129</w:t>
             </w:r>
           </w:p>
         </w:tc>
@@ -3841,7 +3841,7 @@
                 <w:b w:val="0"/>
                 <w:sz w:val="17"/>
               </w:rPr>
-              <w:t>34.2%</w:t>
+              <w:t>35.3%</w:t>
             </w:r>
           </w:p>
         </w:tc>
@@ -3871,7 +3871,7 @@
                 <w:b w:val="0"/>
                 <w:sz w:val="17"/>
               </w:rPr>
-              <w:t>89.6%</w:t>
+              <w:t>89.1%</w:t>
             </w:r>
           </w:p>
         </w:tc>
@@ -3903,7 +3903,7 @@
                 <w:b w:val="0"/>
                 <w:sz w:val="17"/>
               </w:rPr>
-              <w:t>54</w:t>
+              <w:t>57</w:t>
             </w:r>
           </w:p>
         </w:tc>
@@ -3918,7 +3918,7 @@
                 <w:b w:val="0"/>
                 <w:sz w:val="17"/>
               </w:rPr>
-              <w:t>14.8%</w:t>
+              <w:t>15.6%</w:t>
             </w:r>
           </w:p>
         </w:tc>
@@ -3948,7 +3948,7 @@
                 <w:b w:val="0"/>
                 <w:sz w:val="17"/>
               </w:rPr>
-              <w:t>94.4%</w:t>
+              <w:t>94.7%</w:t>
             </w:r>
           </w:p>
         </w:tc>
@@ -3980,7 +3980,7 @@
                 <w:b w:val="0"/>
                 <w:sz w:val="17"/>
               </w:rPr>
-              <w:t>86</w:t>
+              <w:t>90</w:t>
             </w:r>
           </w:p>
         </w:tc>
@@ -3995,7 +3995,7 @@
                 <w:b w:val="0"/>
                 <w:sz w:val="17"/>
               </w:rPr>
-              <w:t>23.6%</w:t>
+              <w:t>24.7%</w:t>
             </w:r>
           </w:p>
         </w:tc>
@@ -4025,7 +4025,7 @@
                 <w:b w:val="0"/>
                 <w:sz w:val="17"/>
               </w:rPr>
-              <w:t>58.8%</w:t>
+              <w:t>58.4%</w:t>
             </w:r>
           </w:p>
         </w:tc>
@@ -4057,7 +4057,7 @@
                 <w:b w:val="0"/>
                 <w:sz w:val="17"/>
               </w:rPr>
-              <w:t>35</w:t>
+              <w:t>26</w:t>
             </w:r>
           </w:p>
         </w:tc>
@@ -4072,7 +4072,7 @@
                 <w:b w:val="0"/>
                 <w:sz w:val="17"/>
               </w:rPr>
-              <w:t>9.6%</w:t>
+              <w:t>7.1%</w:t>
             </w:r>
           </w:p>
         </w:tc>
@@ -4087,7 +4087,7 @@
                 <w:b w:val="0"/>
                 <w:sz w:val="17"/>
               </w:rPr>
-              <w:t>2</w:t>
+              <w:t>0</w:t>
             </w:r>
           </w:p>
         </w:tc>
@@ -4102,7 +4102,7 @@
                 <w:b w:val="0"/>
                 <w:sz w:val="17"/>
               </w:rPr>
-              <w:t>63.6%</w:t>
+              <w:t>69.2%</w:t>
             </w:r>
           </w:p>
         </w:tc>
@@ -4134,7 +4134,7 @@
                 <w:b w:val="0"/>
                 <w:sz w:val="17"/>
               </w:rPr>
-              <w:t>65</w:t>
+              <w:t>63</w:t>
             </w:r>
           </w:p>
         </w:tc>
@@ -4149,7 +4149,7 @@
                 <w:b w:val="0"/>
                 <w:sz w:val="17"/>
               </w:rPr>
-              <w:t>17.8%</w:t>
+              <w:t>17.3%</w:t>
             </w:r>
           </w:p>
         </w:tc>
@@ -4164,7 +4164,7 @@
                 <w:b w:val="0"/>
                 <w:sz w:val="17"/>
               </w:rPr>
-              <w:t>57</w:t>
+              <w:t>59</w:t>
             </w:r>
           </w:p>
         </w:tc>
@@ -4383,7 +4383,7 @@
           <w:b/>
           <w:sz w:val="18"/>
         </w:rPr>
-        <w:t>Table 11. Latency per call (CPU, pipeline v2, models loaded)</w:t>
+        <w:t>Table 11. Latency per call (CPU, pipeline v3, models loaded)</w:t>
       </w:r>
     </w:p>
     <w:tbl>
@@ -4508,7 +4508,7 @@
                 <w:b w:val="0"/>
                 <w:sz w:val="17"/>
               </w:rPr>
-              <w:t>970.7</w:t>
+              <w:t>112.7</w:t>
             </w:r>
           </w:p>
         </w:tc>
@@ -4523,7 +4523,7 @@
                 <w:b w:val="0"/>
                 <w:sz w:val="17"/>
               </w:rPr>
-              <w:t>1923.4</w:t>
+              <w:t>192.0</w:t>
             </w:r>
           </w:p>
         </w:tc>
@@ -4570,7 +4570,7 @@
                 <w:b w:val="0"/>
                 <w:sz w:val="17"/>
               </w:rPr>
-              <w:t>88.9</w:t>
+              <w:t>21.0</w:t>
             </w:r>
           </w:p>
         </w:tc>
@@ -4585,7 +4585,7 @@
                 <w:b w:val="0"/>
                 <w:sz w:val="17"/>
               </w:rPr>
-              <w:t>113.0</w:t>
+              <w:t>24.4</w:t>
             </w:r>
           </w:p>
         </w:tc>
@@ -4632,7 +4632,7 @@
                 <w:b w:val="0"/>
                 <w:sz w:val="17"/>
               </w:rPr>
-              <w:t>1.5</w:t>
+              <w:t>5.0</w:t>
             </w:r>
           </w:p>
         </w:tc>
@@ -4647,7 +4647,7 @@
                 <w:b w:val="0"/>
                 <w:sz w:val="17"/>
               </w:rPr>
-              <w:t>3.5</w:t>
+              <w:t>5.7</w:t>
             </w:r>
           </w:p>
         </w:tc>
@@ -4694,7 +4694,7 @@
                 <w:b w:val="0"/>
                 <w:sz w:val="17"/>
               </w:rPr>
-              <w:t>127.8</w:t>
+              <w:t>27.6</w:t>
             </w:r>
           </w:p>
         </w:tc>
@@ -4709,7 +4709,7 @@
                 <w:b w:val="0"/>
                 <w:sz w:val="17"/>
               </w:rPr>
-              <w:t>160.6</w:t>
+              <w:t>33.0</w:t>
             </w:r>
           </w:p>
         </w:tc>
@@ -4725,7 +4725,7 @@
         <w:spacing w:after="100"/>
       </w:pPr>
       <w:r>
-        <w:t>A full analyze response is 2,811 bytes of JSON on average (max 3,851).</w:t>
+        <w:t>A full analyze response is 2,864 bytes of JSON on average (max 4,140).</w:t>
       </w:r>
     </w:p>
     <w:p>
@@ -4794,7 +4794,7 @@
         <w:spacing w:after="40"/>
       </w:pPr>
       <w:r>
-        <w:t>A full analyze call takes about a second on a laptop CPU, mostly answer generation (embedding-based summary); /v1/intent and /v1/retrieve are far faster when no answer text is needed.</w:t>
+        <w:t>A full analyze call takes 113 ms (median; p95 202 ms) on the test laptop, mostly answer generation (embedding-based summary); without a GPU it is several times slower. /v1/intent and /v1/retrieve are far faster when no answer text is needed.</w:t>
       </w:r>
     </w:p>
     <w:p>
